--- a/backend/assets/hr/试卷模板.docx
+++ b/backend/assets/hr/试卷模板.docx
@@ -187,6 +187,7 @@
         <w:t xml:space="preserve">                   </w:t>
       </w:r>
     </w:p>
+    <w:p/>
     <w:p>
       <w:pPr>
         <w:keepNext w:val="0"/>
